--- a/本系统毕业论文初稿_修订版_v2.docx
+++ b/本系统毕业论文初稿_修订版_v2.docx
@@ -2396,14 +2396,6 @@
         </w:tc>
       </w:tr>
       <w:tr>
-        <w:tblPrEx>
-          <w:tblCellMar>
-            <w:top w:w="0" w:type="dxa"/>
-            <w:left w:w="108" w:type="dxa"/>
-            <w:bottom w:w="0" w:type="dxa"/>
-            <w:right w:w="108" w:type="dxa"/>
-          </w:tblCellMar>
-        </w:tblPrEx>
         <w:tc>
           <w:tcPr>
             <w:tcW w:w="2769" w:type="dxa"/>
@@ -2658,8 +2650,6 @@
         </w:rPr>
         <w:t>学生端实现内容包括：登录与信息维护、项目申报、中期材料提交、结题材料提交、状态查询。学生提交项目后，系统会记录提交时间和当前状态，并进入审批环节。学生页面的功能组织与</w:t>
       </w:r>
-      <w:bookmarkStart w:id="0" w:name="_GoBack"/>
-      <w:bookmarkEnd w:id="0"/>
       <w:r>
         <w:rPr>
           <w:rFonts w:hint="eastAsia" w:ascii="Times New Roman" w:hAnsi="Times New Roman"/>
@@ -4774,7 +4764,16 @@
           <w:rFonts w:ascii="Times New Roman" w:hAnsi="Times New Roman" w:eastAsia="宋体"/>
           <w:sz w:val="24"/>
         </w:rPr>
-        <w:t>[19] 许亮, 蒋宁. 面向高校应用的日志审计系统实践[J]. 信息网络安全, 2022(9): 88-94.</w:t>
+        <w:t>[19] 许亮, 蒋宁. 面向高校应用的日</w:t>
+      </w:r>
+      <w:bookmarkStart w:id="0" w:name="_GoBack"/>
+      <w:bookmarkEnd w:id="0"/>
+      <w:r>
+        <w:rPr>
+          <w:rFonts w:ascii="Times New Roman" w:hAnsi="Times New Roman" w:eastAsia="宋体"/>
+          <w:sz w:val="24"/>
+        </w:rPr>
+        <w:t>志审计系统实践[J]. 信息网络安全, 2022(9): 88-94.</w:t>
       </w:r>
       <w:r>
         <w:rPr>
